--- a/data/outputs/v2/Physics/SS1.3_Temperature_and_Thermal_Expansion/Physics_Temperature_and_Thermal_Expansion_FinalExplanation.docx
+++ b/data/outputs/v2/Physics/SS1.3_Temperature_and_Thermal_Expansion/Physics_Temperature_and_Thermal_Expansion_FinalExplanation.docx
@@ -38,6 +38,177 @@
           <w:szCs w:val="22"/>
         </w:rPr>
         <w:t xml:space="preserve">Student Assessment Document</w:t>
+      </w:r>
+    </w:p>
+    <w:p>
+      <w:pPr>
+        <w:spacing w:after="80" w:before="120"/>
+      </w:pPr>
+      <w:r>
+        <w:rPr>
+          <w:rFonts w:ascii="Arial" w:cs="Arial" w:eastAsia="Arial" w:hAnsi="Arial"/>
+          <w:b/>
+          <w:bCs/>
+          <w:color w:val="1F3864"/>
+          <w:sz w:val="20"/>
+          <w:szCs w:val="20"/>
+        </w:rPr>
+        <w:t xml:space="preserve">ATTRIBUTION AND LICENSING</w:t>
+      </w:r>
+    </w:p>
+    <w:p>
+      <w:pPr>
+        <w:spacing w:after="60" w:before="0"/>
+      </w:pPr>
+      <w:r>
+        <w:rPr>
+          <w:rFonts w:ascii="Arial" w:cs="Arial" w:eastAsia="Arial" w:hAnsi="Arial"/>
+          <w:b/>
+          <w:bCs/>
+          <w:sz w:val="17"/>
+          <w:szCs w:val="17"/>
+        </w:rPr>
+        <w:t xml:space="preserve">Curriculum Alignment: </w:t>
+      </w:r>
+      <w:r>
+        <w:rPr>
+          <w:rFonts w:ascii="Arial" w:cs="Arial" w:eastAsia="Arial" w:hAnsi="Arial"/>
+          <w:sz w:val="17"/>
+          <w:szCs w:val="17"/>
+        </w:rPr>
+        <w:t xml:space="preserve">Structured in pedagogical alignment with the competence-based curriculum format and learning outcomes established by the Kenya Institute of Curriculum Development (KICD). This material is independently developed and is not officially endorsed or published by KICD.</w:t>
+      </w:r>
+    </w:p>
+    <w:p>
+      <w:pPr>
+        <w:spacing w:after="60" w:before="0"/>
+      </w:pPr>
+      <w:r>
+        <w:rPr>
+          <w:rFonts w:ascii="Arial" w:cs="Arial" w:eastAsia="Arial" w:hAnsi="Arial"/>
+          <w:b/>
+          <w:bCs/>
+          <w:sz w:val="17"/>
+          <w:szCs w:val="17"/>
+        </w:rPr>
+        <w:t xml:space="preserve">Content &amp; Pedagogy: </w:t>
+      </w:r>
+      <w:r>
+        <w:rPr>
+          <w:rFonts w:ascii="Arial" w:cs="Arial" w:eastAsia="Arial" w:hAnsi="Arial"/>
+          <w:sz w:val="17"/>
+          <w:szCs w:val="17"/>
+        </w:rPr>
+        <w:t xml:space="preserve">Developed and adapted by the educator team at SeaVuria (registered 501(c)(3) in the United States and registered NGO in Kenya, No. 872-850A-BF11), who designed the pedagogical framework, lesson templates and exemplar lessons on which this material is based.</w:t>
+      </w:r>
+    </w:p>
+    <w:p>
+      <w:pPr>
+        <w:spacing w:after="60" w:before="0"/>
+      </w:pPr>
+      <w:r>
+        <w:rPr>
+          <w:rFonts w:ascii="Arial" w:cs="Arial" w:eastAsia="Arial" w:hAnsi="Arial"/>
+          <w:b/>
+          <w:bCs/>
+          <w:sz w:val="17"/>
+          <w:szCs w:val="17"/>
+        </w:rPr>
+        <w:t xml:space="preserve">Production &amp; Layout: </w:t>
+      </w:r>
+      <w:r>
+        <w:rPr>
+          <w:rFonts w:ascii="Arial" w:cs="Arial" w:eastAsia="Arial" w:hAnsi="Arial"/>
+          <w:sz w:val="17"/>
+          <w:szCs w:val="17"/>
+        </w:rPr>
+        <w:t xml:space="preserve">Educational design and curriculum sequencing by SeaVuria. Technical layout, structural formatting, and digital optimization/implementation executed in partnership with ARES Education (registered 501(c)(3) in the United States and Canada (as Afretech Aid) and registered NGO in Kenya), with lesson drafting and compilation assisted by AI (Claude, Anthropic).</w:t>
+      </w:r>
+    </w:p>
+    <w:p>
+      <w:pPr>
+        <w:pBdr>
+          <w:bottom w:val="single" w:color="1F3864" w:sz="6" w:space="6"/>
+        </w:pBdr>
+        <w:spacing w:after="60" w:before="0"/>
+      </w:pPr>
+      <w:r>
+        <w:rPr>
+          <w:rFonts w:ascii="Arial" w:cs="Arial" w:eastAsia="Arial" w:hAnsi="Arial"/>
+          <w:b/>
+          <w:bCs/>
+          <w:sz w:val="17"/>
+          <w:szCs w:val="17"/>
+        </w:rPr>
+        <w:t xml:space="preserve">Licensing &amp; Copyright: </w:t>
+      </w:r>
+      <w:r>
+        <w:rPr>
+          <w:rFonts w:ascii="Arial" w:cs="Arial" w:eastAsia="Arial" w:hAnsi="Arial"/>
+          <w:sz w:val="17"/>
+          <w:szCs w:val="17"/>
+        </w:rPr>
+        <w:t xml:space="preserve">© 2026 SeaVuria and ARES. This work is licensed under a </w:t>
+      </w:r>
+      <w:hyperlink w:history="1" r:id="rIdoyy3odfyyntjdhwp2jpdl">
+        <w:r>
+          <w:rPr>
+            <w:rFonts w:ascii="Arial" w:cs="Arial" w:eastAsia="Arial" w:hAnsi="Arial"/>
+            <w:color w:val="1F6B75"/>
+            <w:sz w:val="17"/>
+            <w:szCs w:val="17"/>
+            <w:u w:val="single" w:color="1F6B75"/>
+          </w:rPr>
+          <w:t xml:space="preserve">Creative Commons Attribution-NonCommercial 4.0 International License</w:t>
+        </w:r>
+      </w:hyperlink>
+      <w:r>
+        <w:rPr>
+          <w:rFonts w:ascii="Arial" w:cs="Arial" w:eastAsia="Arial" w:hAnsi="Arial"/>
+          <w:sz w:val="17"/>
+          <w:szCs w:val="17"/>
+        </w:rPr>
+        <w:t xml:space="preserve"> (</w:t>
+      </w:r>
+      <w:hyperlink w:history="1" r:id="rIdpz7haupz949wumjgd6dz_">
+        <w:r>
+          <w:rPr>
+            <w:rFonts w:ascii="Arial" w:cs="Arial" w:eastAsia="Arial" w:hAnsi="Arial"/>
+            <w:color w:val="1F6B75"/>
+            <w:sz w:val="17"/>
+            <w:szCs w:val="17"/>
+            <w:u w:val="single" w:color="1F6B75"/>
+          </w:rPr>
+          <w:t xml:space="preserve">CC BY-NC 4.0</w:t>
+        </w:r>
+      </w:hyperlink>
+      <w:r>
+        <w:rPr>
+          <w:rFonts w:ascii="Arial" w:cs="Arial" w:eastAsia="Arial" w:hAnsi="Arial"/>
+          <w:sz w:val="17"/>
+          <w:szCs w:val="17"/>
+        </w:rPr>
+        <w:t xml:space="preserve">). To view a copy of this license, visit </w:t>
+      </w:r>
+      <w:hyperlink w:history="1" r:id="rIdjm6i0ikcm6fhnm-m53rv0">
+        <w:r>
+          <w:rPr>
+            <w:rFonts w:ascii="Arial" w:cs="Arial" w:eastAsia="Arial" w:hAnsi="Arial"/>
+            <w:color w:val="1F6B75"/>
+            <w:sz w:val="17"/>
+            <w:szCs w:val="17"/>
+            <w:u w:val="single" w:color="1F6B75"/>
+          </w:rPr>
+          <w:t xml:space="preserve">https://creativecommons.org/licenses/by-nc/4.0/</w:t>
+        </w:r>
+      </w:hyperlink>
+      <w:r>
+        <w:rPr>
+          <w:rFonts w:ascii="Arial" w:cs="Arial" w:eastAsia="Arial" w:hAnsi="Arial"/>
+          <w:sz w:val="17"/>
+          <w:szCs w:val="17"/>
+        </w:rPr>
+        <w:t xml:space="preserve">. You are free to copy, redistribute, and adapt this material in any medium or format, provided appropriate credit is given and the material is not used for commercial purposes. KICD learning outcomes and curriculum designations reproduced here for alignment purposes remain the property of KICD and are not covered by this license. Linked external resources (e.g. CK-12, Khan Academy, PhET) are subject to their own licenses.</w:t>
       </w:r>
     </w:p>
     <w:p>

--- a/data/outputs/v2/Physics/SS1.3_Temperature_and_Thermal_Expansion/Physics_Temperature_and_Thermal_Expansion_FinalExplanation.docx
+++ b/data/outputs/v2/Physics/SS1.3_Temperature_and_Thermal_Expansion/Physics_Temperature_and_Thermal_Expansion_FinalExplanation.docx
@@ -2039,7 +2039,7 @@
         </w:rPr>
         <w:t xml:space="preserve">© 2026 SeaVuria and ARES. This work is licensed under a </w:t>
       </w:r>
-      <w:hyperlink w:history="1" r:id="rIdxl56bjgw6untnt6dywobq">
+      <w:hyperlink w:history="1" r:id="rIdtz0kuvq2-ril9j3v3knbp">
         <w:r>
           <w:rPr>
             <w:rFonts w:ascii="Arial" w:cs="Arial" w:eastAsia="Arial" w:hAnsi="Arial"/>
@@ -2059,7 +2059,7 @@
         </w:rPr>
         <w:t xml:space="preserve"> (</w:t>
       </w:r>
-      <w:hyperlink w:history="1" r:id="rIdpnx6slsxfncecahm5blk0">
+      <w:hyperlink w:history="1" r:id="rId0epulx_fb53hfiufaxuru">
         <w:r>
           <w:rPr>
             <w:rFonts w:ascii="Arial" w:cs="Arial" w:eastAsia="Arial" w:hAnsi="Arial"/>
@@ -2079,7 +2079,7 @@
         </w:rPr>
         <w:t xml:space="preserve">). To view a copy of this license, visit </w:t>
       </w:r>
-      <w:hyperlink w:history="1" r:id="rId6s2gnxecuv017freqvtvd">
+      <w:hyperlink w:history="1" r:id="rIdu3w8ex4ak-kfwgxe0obk9">
         <w:r>
           <w:rPr>
             <w:rFonts w:ascii="Arial" w:cs="Arial" w:eastAsia="Arial" w:hAnsi="Arial"/>

--- a/data/outputs/v2/Physics/SS1.3_Temperature_and_Thermal_Expansion/Physics_Temperature_and_Thermal_Expansion_FinalExplanation.docx
+++ b/data/outputs/v2/Physics/SS1.3_Temperature_and_Thermal_Expansion/Physics_Temperature_and_Thermal_Expansion_FinalExplanation.docx
@@ -2039,7 +2039,7 @@
         </w:rPr>
         <w:t xml:space="preserve">© 2026 SeaVuria and ARES. This work is licensed under a </w:t>
       </w:r>
-      <w:hyperlink w:history="1" r:id="rIdtz0kuvq2-ril9j3v3knbp">
+      <w:hyperlink w:history="1" r:id="rIdezwxlgcdaef1g3d_kol0g">
         <w:r>
           <w:rPr>
             <w:rFonts w:ascii="Arial" w:cs="Arial" w:eastAsia="Arial" w:hAnsi="Arial"/>
@@ -2059,7 +2059,7 @@
         </w:rPr>
         <w:t xml:space="preserve"> (</w:t>
       </w:r>
-      <w:hyperlink w:history="1" r:id="rId0epulx_fb53hfiufaxuru">
+      <w:hyperlink w:history="1" r:id="rIdu5x0idubnpdm41tiyosyg">
         <w:r>
           <w:rPr>
             <w:rFonts w:ascii="Arial" w:cs="Arial" w:eastAsia="Arial" w:hAnsi="Arial"/>
@@ -2079,7 +2079,7 @@
         </w:rPr>
         <w:t xml:space="preserve">). To view a copy of this license, visit </w:t>
       </w:r>
-      <w:hyperlink w:history="1" r:id="rIdu3w8ex4ak-kfwgxe0obk9">
+      <w:hyperlink w:history="1" r:id="rIdk_lcm4xlldfzniyznltgb">
         <w:r>
           <w:rPr>
             <w:rFonts w:ascii="Arial" w:cs="Arial" w:eastAsia="Arial" w:hAnsi="Arial"/>

--- a/data/outputs/v2/Physics/SS1.3_Temperature_and_Thermal_Expansion/Physics_Temperature_and_Thermal_Expansion_FinalExplanation.docx
+++ b/data/outputs/v2/Physics/SS1.3_Temperature_and_Thermal_Expansion/Physics_Temperature_and_Thermal_Expansion_FinalExplanation.docx
@@ -2039,7 +2039,7 @@
         </w:rPr>
         <w:t xml:space="preserve">© 2026 SeaVuria and ARES. This work is licensed under a </w:t>
       </w:r>
-      <w:hyperlink w:history="1" r:id="rIdezwxlgcdaef1g3d_kol0g">
+      <w:hyperlink w:history="1" r:id="rIdnsx9ulo9jygsqsh6oqlku">
         <w:r>
           <w:rPr>
             <w:rFonts w:ascii="Arial" w:cs="Arial" w:eastAsia="Arial" w:hAnsi="Arial"/>
@@ -2059,7 +2059,7 @@
         </w:rPr>
         <w:t xml:space="preserve"> (</w:t>
       </w:r>
-      <w:hyperlink w:history="1" r:id="rIdu5x0idubnpdm41tiyosyg">
+      <w:hyperlink w:history="1" r:id="rIdnjp0xcvyd1okc9exvgdb9">
         <w:r>
           <w:rPr>
             <w:rFonts w:ascii="Arial" w:cs="Arial" w:eastAsia="Arial" w:hAnsi="Arial"/>
@@ -2079,7 +2079,7 @@
         </w:rPr>
         <w:t xml:space="preserve">). To view a copy of this license, visit </w:t>
       </w:r>
-      <w:hyperlink w:history="1" r:id="rIdk_lcm4xlldfzniyznltgb">
+      <w:hyperlink w:history="1" r:id="rIdg4gshnzc82fiyqsiuxlxt">
         <w:r>
           <w:rPr>
             <w:rFonts w:ascii="Arial" w:cs="Arial" w:eastAsia="Arial" w:hAnsi="Arial"/>

--- a/data/outputs/v2/Physics/SS1.3_Temperature_and_Thermal_Expansion/Physics_Temperature_and_Thermal_Expansion_FinalExplanation.docx
+++ b/data/outputs/v2/Physics/SS1.3_Temperature_and_Thermal_Expansion/Physics_Temperature_and_Thermal_Expansion_FinalExplanation.docx
@@ -2039,7 +2039,7 @@
         </w:rPr>
         <w:t xml:space="preserve">© 2026 SeaVuria and ARES. This work is licensed under a </w:t>
       </w:r>
-      <w:hyperlink w:history="1" r:id="rIdnsx9ulo9jygsqsh6oqlku">
+      <w:hyperlink w:history="1" r:id="rIdwu36tw95dyeiquk54xnyo">
         <w:r>
           <w:rPr>
             <w:rFonts w:ascii="Arial" w:cs="Arial" w:eastAsia="Arial" w:hAnsi="Arial"/>
@@ -2059,7 +2059,7 @@
         </w:rPr>
         <w:t xml:space="preserve"> (</w:t>
       </w:r>
-      <w:hyperlink w:history="1" r:id="rIdnjp0xcvyd1okc9exvgdb9">
+      <w:hyperlink w:history="1" r:id="rId4qr5m5qackmzrbgg28sd6">
         <w:r>
           <w:rPr>
             <w:rFonts w:ascii="Arial" w:cs="Arial" w:eastAsia="Arial" w:hAnsi="Arial"/>
@@ -2079,7 +2079,7 @@
         </w:rPr>
         <w:t xml:space="preserve">). To view a copy of this license, visit </w:t>
       </w:r>
-      <w:hyperlink w:history="1" r:id="rIdg4gshnzc82fiyqsiuxlxt">
+      <w:hyperlink w:history="1" r:id="rIdmq0-wjyaawsqdbatesqwa">
         <w:r>
           <w:rPr>
             <w:rFonts w:ascii="Arial" w:cs="Arial" w:eastAsia="Arial" w:hAnsi="Arial"/>

--- a/data/outputs/v2/Physics/SS1.3_Temperature_and_Thermal_Expansion/Physics_Temperature_and_Thermal_Expansion_FinalExplanation.docx
+++ b/data/outputs/v2/Physics/SS1.3_Temperature_and_Thermal_Expansion/Physics_Temperature_and_Thermal_Expansion_FinalExplanation.docx
@@ -4,6 +4,7 @@
   <w:body>
     <w:p>
       <w:pPr>
+        <w:keepNext w:val="false"/>
         <w:spacing w:after="30" w:before="0"/>
         <w:jc w:val="center"/>
       </w:pPr>
@@ -23,6 +24,7 @@
     </w:p>
     <w:p>
       <w:pPr>
+        <w:keepNext w:val="false"/>
         <w:spacing w:after="60" w:before="0"/>
         <w:jc w:val="center"/>
       </w:pPr>
@@ -81,6 +83,7 @@
           </w:tcPr>
           <w:p>
             <w:pPr>
+              <w:keepNext w:val="false"/>
               <w:spacing w:after="40" w:before="0"/>
               <w:jc w:val="center"/>
             </w:pPr>
@@ -116,6 +119,7 @@
           </w:tcPr>
           <w:p>
             <w:pPr>
+              <w:keepNext w:val="false"/>
               <w:spacing w:after="40" w:before="0"/>
               <w:jc w:val="center"/>
             </w:pPr>
@@ -150,6 +154,7 @@
           </w:tcPr>
           <w:p>
             <w:pPr>
+              <w:keepNext w:val="false"/>
               <w:spacing w:after="40" w:before="0"/>
               <w:jc w:val="left"/>
             </w:pPr>
@@ -182,6 +187,7 @@
           </w:tcPr>
           <w:p>
             <w:pPr>
+              <w:keepNext w:val="false"/>
               <w:spacing w:after="40" w:before="0"/>
               <w:jc w:val="left"/>
             </w:pPr>
@@ -216,6 +222,7 @@
           </w:tcPr>
           <w:p>
             <w:pPr>
+              <w:keepNext w:val="false"/>
               <w:spacing w:after="40" w:before="0"/>
               <w:jc w:val="left"/>
             </w:pPr>
@@ -248,6 +255,7 @@
           </w:tcPr>
           <w:p>
             <w:pPr>
+              <w:keepNext w:val="false"/>
               <w:spacing w:after="40" w:before="0"/>
               <w:jc w:val="left"/>
             </w:pPr>
@@ -282,6 +290,7 @@
           </w:tcPr>
           <w:p>
             <w:pPr>
+              <w:keepNext w:val="false"/>
               <w:spacing w:after="40" w:before="0"/>
               <w:jc w:val="left"/>
             </w:pPr>
@@ -314,6 +323,7 @@
           </w:tcPr>
           <w:p>
             <w:pPr>
+              <w:keepNext w:val="false"/>
               <w:spacing w:after="40" w:before="0"/>
               <w:jc w:val="left"/>
             </w:pPr>
@@ -374,6 +384,7 @@
           </w:tcPr>
           <w:p>
             <w:pPr>
+              <w:keepNext w:val="false"/>
               <w:spacing w:after="40" w:before="0"/>
               <w:jc w:val="center"/>
             </w:pPr>
@@ -408,6 +419,7 @@
           </w:tcPr>
           <w:p>
             <w:pPr>
+              <w:keepNext w:val="false"/>
               <w:spacing w:after="40" w:before="0"/>
               <w:jc w:val="left"/>
             </w:pPr>
@@ -467,6 +479,7 @@
           </w:tcPr>
           <w:p>
             <w:pPr>
+              <w:keepNext/>
               <w:spacing w:after="40" w:before="0"/>
               <w:jc w:val="center"/>
             </w:pPr>
@@ -501,6 +514,7 @@
           </w:tcPr>
           <w:p>
             <w:pPr>
+              <w:keepNext/>
               <w:spacing w:after="40" w:before="0"/>
               <w:jc w:val="left"/>
             </w:pPr>
@@ -538,6 +552,7 @@
           </w:tcPr>
           <w:p>
             <w:pPr>
+              <w:keepNext w:val="false"/>
               <w:spacing w:after="40" w:before="0"/>
               <w:jc w:val="left"/>
             </w:pPr>
@@ -597,6 +612,7 @@
           </w:tcPr>
           <w:p>
             <w:pPr>
+              <w:keepNext/>
               <w:spacing w:after="40" w:before="0"/>
               <w:jc w:val="center"/>
             </w:pPr>
@@ -631,6 +647,7 @@
           </w:tcPr>
           <w:p>
             <w:pPr>
+              <w:keepNext/>
               <w:spacing w:after="40" w:before="0"/>
               <w:jc w:val="left"/>
             </w:pPr>
@@ -668,6 +685,7 @@
           </w:tcPr>
           <w:p>
             <w:pPr>
+              <w:keepNext w:val="false"/>
               <w:spacing w:after="40" w:before="0"/>
               <w:jc w:val="left"/>
             </w:pPr>
@@ -727,6 +745,7 @@
           </w:tcPr>
           <w:p>
             <w:pPr>
+              <w:keepNext/>
               <w:spacing w:after="40" w:before="0"/>
               <w:jc w:val="center"/>
             </w:pPr>
@@ -761,6 +780,7 @@
           </w:tcPr>
           <w:p>
             <w:pPr>
+              <w:keepNext/>
               <w:spacing w:after="40" w:before="0"/>
               <w:jc w:val="left"/>
             </w:pPr>
@@ -798,6 +818,7 @@
           </w:tcPr>
           <w:p>
             <w:pPr>
+              <w:keepNext w:val="false"/>
               <w:spacing w:after="40" w:before="0"/>
               <w:jc w:val="left"/>
             </w:pPr>
@@ -857,6 +878,7 @@
           </w:tcPr>
           <w:p>
             <w:pPr>
+              <w:keepNext/>
               <w:spacing w:after="40" w:before="0"/>
               <w:jc w:val="center"/>
             </w:pPr>
@@ -891,6 +913,7 @@
           </w:tcPr>
           <w:p>
             <w:pPr>
+              <w:keepNext/>
               <w:spacing w:after="40" w:before="0"/>
               <w:jc w:val="left"/>
             </w:pPr>
@@ -928,6 +951,7 @@
           </w:tcPr>
           <w:p>
             <w:pPr>
+              <w:keepNext w:val="false"/>
               <w:spacing w:after="40" w:before="0"/>
               <w:jc w:val="left"/>
             </w:pPr>
@@ -987,6 +1011,7 @@
           </w:tcPr>
           <w:p>
             <w:pPr>
+              <w:keepNext/>
               <w:spacing w:after="40" w:before="0"/>
               <w:jc w:val="center"/>
             </w:pPr>
@@ -1021,6 +1046,7 @@
           </w:tcPr>
           <w:p>
             <w:pPr>
+              <w:keepNext/>
               <w:spacing w:after="40" w:before="0"/>
               <w:jc w:val="left"/>
             </w:pPr>
@@ -1058,6 +1084,7 @@
           </w:tcPr>
           <w:p>
             <w:pPr>
+              <w:keepNext w:val="false"/>
               <w:spacing w:after="40" w:before="0"/>
               <w:jc w:val="left"/>
             </w:pPr>
@@ -1121,6 +1148,7 @@
           </w:tcPr>
           <w:p>
             <w:pPr>
+              <w:keepNext w:val="false"/>
               <w:spacing w:after="40" w:before="0"/>
               <w:jc w:val="center"/>
             </w:pPr>
@@ -1155,6 +1183,7 @@
           </w:tcPr>
           <w:p>
             <w:pPr>
+              <w:keepNext w:val="false"/>
               <w:spacing w:after="40" w:before="0"/>
               <w:jc w:val="left"/>
             </w:pPr>
@@ -1187,6 +1216,7 @@
           </w:tcPr>
           <w:p>
             <w:pPr>
+              <w:keepNext w:val="false"/>
               <w:spacing w:after="40" w:before="0"/>
               <w:jc w:val="left"/>
             </w:pPr>
@@ -1219,6 +1249,7 @@
           </w:tcPr>
           <w:p>
             <w:pPr>
+              <w:keepNext w:val="false"/>
               <w:spacing w:after="40" w:before="0"/>
               <w:jc w:val="left"/>
             </w:pPr>
@@ -1251,6 +1282,7 @@
           </w:tcPr>
           <w:p>
             <w:pPr>
+              <w:keepNext w:val="false"/>
               <w:spacing w:after="40" w:before="0"/>
               <w:jc w:val="left"/>
             </w:pPr>
@@ -1285,6 +1317,7 @@
           </w:tcPr>
           <w:p>
             <w:pPr>
+              <w:keepNext w:val="false"/>
               <w:spacing w:after="40" w:before="0"/>
               <w:jc w:val="left"/>
             </w:pPr>
@@ -1317,6 +1350,7 @@
           </w:tcPr>
           <w:p>
             <w:pPr>
+              <w:keepNext w:val="false"/>
               <w:spacing w:after="40" w:before="0"/>
               <w:jc w:val="left"/>
             </w:pPr>
@@ -1349,6 +1383,7 @@
           </w:tcPr>
           <w:p>
             <w:pPr>
+              <w:keepNext w:val="false"/>
               <w:spacing w:after="40" w:before="0"/>
               <w:jc w:val="left"/>
             </w:pPr>
@@ -1381,6 +1416,7 @@
           </w:tcPr>
           <w:p>
             <w:pPr>
+              <w:keepNext w:val="false"/>
               <w:spacing w:after="40" w:before="0"/>
               <w:jc w:val="left"/>
             </w:pPr>
@@ -1415,6 +1451,7 @@
           </w:tcPr>
           <w:p>
             <w:pPr>
+              <w:keepNext w:val="false"/>
               <w:spacing w:after="40" w:before="0"/>
               <w:jc w:val="left"/>
             </w:pPr>
@@ -1447,6 +1484,7 @@
           </w:tcPr>
           <w:p>
             <w:pPr>
+              <w:keepNext w:val="false"/>
               <w:spacing w:after="40" w:before="0"/>
               <w:jc w:val="left"/>
             </w:pPr>
@@ -1479,6 +1517,7 @@
           </w:tcPr>
           <w:p>
             <w:pPr>
+              <w:keepNext w:val="false"/>
               <w:spacing w:after="40" w:before="0"/>
               <w:jc w:val="left"/>
             </w:pPr>
@@ -1511,6 +1550,7 @@
           </w:tcPr>
           <w:p>
             <w:pPr>
+              <w:keepNext w:val="false"/>
               <w:spacing w:after="40" w:before="0"/>
               <w:jc w:val="left"/>
             </w:pPr>
@@ -1545,6 +1585,7 @@
           </w:tcPr>
           <w:p>
             <w:pPr>
+              <w:keepNext w:val="false"/>
               <w:spacing w:after="40" w:before="0"/>
               <w:jc w:val="left"/>
             </w:pPr>
@@ -1577,6 +1618,7 @@
           </w:tcPr>
           <w:p>
             <w:pPr>
+              <w:keepNext w:val="false"/>
               <w:spacing w:after="40" w:before="0"/>
               <w:jc w:val="left"/>
             </w:pPr>
@@ -1609,6 +1651,7 @@
           </w:tcPr>
           <w:p>
             <w:pPr>
+              <w:keepNext w:val="false"/>
               <w:spacing w:after="40" w:before="0"/>
               <w:jc w:val="left"/>
             </w:pPr>
@@ -1641,6 +1684,7 @@
           </w:tcPr>
           <w:p>
             <w:pPr>
+              <w:keepNext w:val="false"/>
               <w:spacing w:after="40" w:before="0"/>
               <w:jc w:val="left"/>
             </w:pPr>
@@ -1675,6 +1719,7 @@
           </w:tcPr>
           <w:p>
             <w:pPr>
+              <w:keepNext w:val="false"/>
               <w:spacing w:after="40" w:before="0"/>
               <w:jc w:val="left"/>
             </w:pPr>
@@ -1707,6 +1752,7 @@
           </w:tcPr>
           <w:p>
             <w:pPr>
+              <w:keepNext w:val="false"/>
               <w:spacing w:after="40" w:before="0"/>
               <w:jc w:val="left"/>
             </w:pPr>
@@ -1739,6 +1785,7 @@
           </w:tcPr>
           <w:p>
             <w:pPr>
+              <w:keepNext w:val="false"/>
               <w:spacing w:after="40" w:before="0"/>
               <w:jc w:val="left"/>
             </w:pPr>
@@ -1771,6 +1818,7 @@
           </w:tcPr>
           <w:p>
             <w:pPr>
+              <w:keepNext w:val="false"/>
               <w:spacing w:after="40" w:before="0"/>
               <w:jc w:val="left"/>
             </w:pPr>
@@ -1805,6 +1853,7 @@
           </w:tcPr>
           <w:p>
             <w:pPr>
+              <w:keepNext w:val="false"/>
               <w:spacing w:after="40" w:before="0"/>
               <w:jc w:val="left"/>
             </w:pPr>
@@ -1837,6 +1886,7 @@
           </w:tcPr>
           <w:p>
             <w:pPr>
+              <w:keepNext w:val="false"/>
               <w:spacing w:after="40" w:before="0"/>
               <w:jc w:val="left"/>
             </w:pPr>
@@ -1869,6 +1919,7 @@
           </w:tcPr>
           <w:p>
             <w:pPr>
+              <w:keepNext w:val="false"/>
               <w:spacing w:after="40" w:before="0"/>
               <w:jc w:val="left"/>
             </w:pPr>
@@ -1901,6 +1952,7 @@
           </w:tcPr>
           <w:p>
             <w:pPr>
+              <w:keepNext w:val="false"/>
               <w:spacing w:after="40" w:before="0"/>
               <w:jc w:val="left"/>
             </w:pPr>
@@ -2039,7 +2091,7 @@
         </w:rPr>
         <w:t xml:space="preserve">© 2026 SeaVuria and ARES. This work is licensed under a </w:t>
       </w:r>
-      <w:hyperlink w:history="1" r:id="rIdwu36tw95dyeiquk54xnyo">
+      <w:hyperlink w:history="1" r:id="rIdtgzjhaqez7wuxemb_f9bk">
         <w:r>
           <w:rPr>
             <w:rFonts w:ascii="Arial" w:cs="Arial" w:eastAsia="Arial" w:hAnsi="Arial"/>
@@ -2059,7 +2111,7 @@
         </w:rPr>
         <w:t xml:space="preserve"> (</w:t>
       </w:r>
-      <w:hyperlink w:history="1" r:id="rId4qr5m5qackmzrbgg28sd6">
+      <w:hyperlink w:history="1" r:id="rIdxvcfunxqrhzld4_lnkoto">
         <w:r>
           <w:rPr>
             <w:rFonts w:ascii="Arial" w:cs="Arial" w:eastAsia="Arial" w:hAnsi="Arial"/>
@@ -2079,7 +2131,7 @@
         </w:rPr>
         <w:t xml:space="preserve">). To view a copy of this license, visit </w:t>
       </w:r>
-      <w:hyperlink w:history="1" r:id="rIdmq0-wjyaawsqdbatesqwa">
+      <w:hyperlink w:history="1" r:id="rIdyuewfxypyt2ud3eesz8ci">
         <w:r>
           <w:rPr>
             <w:rFonts w:ascii="Arial" w:cs="Arial" w:eastAsia="Arial" w:hAnsi="Arial"/>

--- a/data/outputs/v2/Physics/SS1.3_Temperature_and_Thermal_Expansion/Physics_Temperature_and_Thermal_Expansion_FinalExplanation.docx
+++ b/data/outputs/v2/Physics/SS1.3_Temperature_and_Thermal_Expansion/Physics_Temperature_and_Thermal_Expansion_FinalExplanation.docx
@@ -2091,7 +2091,7 @@
         </w:rPr>
         <w:t xml:space="preserve">© 2026 SeaVuria and ARES. This work is licensed under a </w:t>
       </w:r>
-      <w:hyperlink w:history="1" r:id="rIdtgzjhaqez7wuxemb_f9bk">
+      <w:hyperlink w:history="1" r:id="rId_4mucfogm8dmjqk_msixs">
         <w:r>
           <w:rPr>
             <w:rFonts w:ascii="Arial" w:cs="Arial" w:eastAsia="Arial" w:hAnsi="Arial"/>
@@ -2111,7 +2111,7 @@
         </w:rPr>
         <w:t xml:space="preserve"> (</w:t>
       </w:r>
-      <w:hyperlink w:history="1" r:id="rIdxvcfunxqrhzld4_lnkoto">
+      <w:hyperlink w:history="1" r:id="rIdnd01kzp1zdgm9ofdiudfe">
         <w:r>
           <w:rPr>
             <w:rFonts w:ascii="Arial" w:cs="Arial" w:eastAsia="Arial" w:hAnsi="Arial"/>
@@ -2131,7 +2131,7 @@
         </w:rPr>
         <w:t xml:space="preserve">). To view a copy of this license, visit </w:t>
       </w:r>
-      <w:hyperlink w:history="1" r:id="rIdyuewfxypyt2ud3eesz8ci">
+      <w:hyperlink w:history="1" r:id="rId50gdhxjop9hjhy6jm1j8a">
         <w:r>
           <w:rPr>
             <w:rFonts w:ascii="Arial" w:cs="Arial" w:eastAsia="Arial" w:hAnsi="Arial"/>
